--- a/data/revised_2026-10_full/tracked/v2/Core_Mathematics/SS1.1_Real_Numbers/Core_Mathematics_Real_Numbers_FinalExplanation_TRACKED.docx
+++ b/data/revised_2026-10_full/tracked/v2/Core_Mathematics/SS1.1_Real_Numbers/Core_Mathematics_Real_Numbers_FinalExplanation_TRACKED.docx
@@ -1391,7 +1391,7 @@
               </w:rPr>
               <w:t xml:space="preserve">The daughter in Gikomba rounded her answer to 88 cm. (a) Explain what she changed about the type of number when she did this. (b) Show what happens if she uses 22/7 in place of π, and say what type of number you get. (c) Explain why a civil engineer in Kisumu sizing a water-tank rim should be careful about when to round, using what you learned about BODMAS and rounding.</w:t>
             </w:r>
-            <w:ins w:id="9001" w:author="Claude (AI) - proposed" w:date="2026-10-15T20:13:40Z">
+            <w:ins w:id="9001" w:author="Claude (AI) - proposed" w:date="2026-10-18T00:27:08Z">
               <w:r>
                 <w:rPr>
                   <w:rFonts w:ascii="Arial" w:cs="Arial" w:eastAsia="Arial" w:hAnsi="Arial"/>
@@ -1963,7 +1963,7 @@
               <w:spacing w:after="40" w:before="0"/>
               <w:jc w:val="left"/>
             </w:pPr>
-            <w:del w:id="9002" w:author="Claude (AI) - proposed" w:date="2026-10-15T20:13:40Z">
+            <w:del w:id="9002" w:author="Claude (AI) - proposed" w:date="2026-10-18T00:27:08Z">
               <w:r>
                 <w:rPr>
                   <w:rFonts w:ascii="Arial" w:cs="Arial" w:eastAsia="Arial" w:hAnsi="Arial"/>
@@ -1978,7 +1978,7 @@
                 <w:delText xml:space="preserve">Correctly</w:delText>
               </w:r>
             </w:del>
-            <w:ins w:id="9003" w:author="Claude (AI) - proposed" w:date="2026-10-15T20:13:40Z">
+            <w:ins w:id="9003" w:author="Claude (AI) - proposed" w:date="2026-10-18T00:27:08Z">
               <w:r>
                 <w:rPr>
                   <w:rFonts w:ascii="Arial" w:cs="Arial" w:eastAsia="Arial" w:hAnsi="Arial"/>
@@ -2026,7 +2026,7 @@
               <w:spacing w:after="40" w:before="0"/>
               <w:jc w:val="left"/>
             </w:pPr>
-            <w:del w:id="9004" w:author="Claude (AI) - proposed" w:date="2026-10-15T20:13:40Z">
+            <w:del w:id="9004" w:author="Claude (AI) - proposed" w:date="2026-10-18T00:27:08Z">
               <w:r>
                 <w:rPr>
                   <w:rFonts w:ascii="Arial" w:cs="Arial" w:eastAsia="Arial" w:hAnsi="Arial"/>
@@ -2041,7 +2041,7 @@
                 <w:delText xml:space="preserve">Classifies</w:delText>
               </w:r>
             </w:del>
-            <w:ins w:id="9005" w:author="Claude (AI) - proposed" w:date="2026-10-15T20:13:40Z">
+            <w:ins w:id="9005" w:author="Claude (AI) - proposed" w:date="2026-10-18T00:27:08Z">
               <w:r>
                 <w:rPr>
                   <w:rFonts w:ascii="Arial" w:cs="Arial" w:eastAsia="Arial" w:hAnsi="Arial"/>
@@ -2089,7 +2089,7 @@
               <w:spacing w:after="40" w:before="0"/>
               <w:jc w:val="left"/>
             </w:pPr>
-            <w:del w:id="9006" w:author="Claude (AI) - proposed" w:date="2026-10-15T20:13:40Z">
+            <w:del w:id="9006" w:author="Claude (AI) - proposed" w:date="2026-10-18T00:27:08Z">
               <w:r>
                 <w:rPr>
                   <w:rFonts w:ascii="Arial" w:cs="Arial" w:eastAsia="Arial" w:hAnsi="Arial"/>
@@ -2104,7 +2104,7 @@
                 <w:delText xml:space="preserve">Classifies</w:delText>
               </w:r>
             </w:del>
-            <w:ins w:id="9007" w:author="Claude (AI) - proposed" w:date="2026-10-15T20:13:40Z">
+            <w:ins w:id="9007" w:author="Claude (AI) - proposed" w:date="2026-10-18T00:27:08Z">
               <w:r>
                 <w:rPr>
                   <w:rFonts w:ascii="Arial" w:cs="Arial" w:eastAsia="Arial" w:hAnsi="Arial"/>
@@ -2187,7 +2187,7 @@
               <w:spacing w:after="40" w:before="0"/>
               <w:jc w:val="left"/>
             </w:pPr>
-            <w:del w:id="9008" w:author="Claude (AI) - proposed" w:date="2026-10-15T20:13:40Z">
+            <w:del w:id="9008" w:author="Claude (AI) - proposed" w:date="2026-10-18T00:27:08Z">
               <w:r>
                 <w:rPr>
                   <w:rFonts w:ascii="Arial" w:cs="Arial" w:eastAsia="Arial" w:hAnsi="Arial"/>
@@ -2202,7 +2202,7 @@
                 <w:delText xml:space="preserve">Clearly</w:delText>
               </w:r>
             </w:del>
-            <w:ins w:id="9009" w:author="Claude (AI) - proposed" w:date="2026-10-15T20:13:40Z">
+            <w:ins w:id="9009" w:author="Claude (AI) - proposed" w:date="2026-10-18T00:27:08Z">
               <w:r>
                 <w:rPr>
                   <w:rFonts w:ascii="Arial" w:cs="Arial" w:eastAsia="Arial" w:hAnsi="Arial"/>
@@ -2230,7 +2230,7 @@
               </w:rPr>
               <w:t xml:space="preserve"> explains that 28π is irrational because it is a</w:t>
             </w:r>
-            <w:ins w:id="9010" w:author="Claude (AI) - proposed" w:date="2026-10-15T20:13:40Z">
+            <w:ins w:id="9010" w:author="Claude (AI) - proposed" w:date="2026-10-18T00:27:08Z">
               <w:r>
                 <w:rPr>
                   <w:rFonts w:ascii="Arial" w:cs="Arial" w:eastAsia="Arial" w:hAnsi="Arial"/>
@@ -2278,7 +2278,7 @@
               <w:spacing w:after="40" w:before="0"/>
               <w:jc w:val="left"/>
             </w:pPr>
-            <w:del w:id="9011" w:author="Claude (AI) - proposed" w:date="2026-10-15T20:13:40Z">
+            <w:del w:id="9011" w:author="Claude (AI) - proposed" w:date="2026-10-18T00:27:08Z">
               <w:r>
                 <w:rPr>
                   <w:rFonts w:ascii="Arial" w:cs="Arial" w:eastAsia="Arial" w:hAnsi="Arial"/>
@@ -2293,7 +2293,7 @@
                 <w:delText xml:space="preserve">States</w:delText>
               </w:r>
             </w:del>
-            <w:ins w:id="9012" w:author="Claude (AI) - proposed" w:date="2026-10-15T20:13:40Z">
+            <w:ins w:id="9012" w:author="Claude (AI) - proposed" w:date="2026-10-18T00:27:08Z">
               <w:r>
                 <w:rPr>
                   <w:rFonts w:ascii="Arial" w:cs="Arial" w:eastAsia="Arial" w:hAnsi="Arial"/>
@@ -2341,7 +2341,7 @@
               <w:spacing w:after="40" w:before="0"/>
               <w:jc w:val="left"/>
             </w:pPr>
-            <w:del w:id="9013" w:author="Claude (AI) - proposed" w:date="2026-10-15T20:13:40Z">
+            <w:del w:id="9013" w:author="Claude (AI) - proposed" w:date="2026-10-18T00:27:08Z">
               <w:r>
                 <w:rPr>
                   <w:rFonts w:ascii="Arial" w:cs="Arial" w:eastAsia="Arial" w:hAnsi="Arial"/>
@@ -2356,7 +2356,7 @@
                 <w:delText xml:space="preserve">Describes</w:delText>
               </w:r>
             </w:del>
-            <w:ins w:id="9014" w:author="Claude (AI) - proposed" w:date="2026-10-15T20:13:40Z">
+            <w:ins w:id="9014" w:author="Claude (AI) - proposed" w:date="2026-10-18T00:27:08Z">
               <w:r>
                 <w:rPr>
                   <w:rFonts w:ascii="Arial" w:cs="Arial" w:eastAsia="Arial" w:hAnsi="Arial"/>
@@ -2419,7 +2419,7 @@
               </w:rPr>
               <w:t xml:space="preserve">Accuracy</w:t>
             </w:r>
-            <w:del w:id="9015" w:author="Claude (AI) - proposed" w:date="2026-10-15T20:13:40Z">
+            <w:del w:id="9015" w:author="Claude (AI) - proposed" w:date="2026-10-18T00:27:08Z">
               <w:r>
                 <w:rPr>
                   <w:rFonts w:ascii="Arial" w:cs="Arial" w:eastAsia="Arial" w:hAnsi="Arial"/>
@@ -2434,7 +2434,7 @@
                 <w:delText xml:space="preserve"> and approximation</w:delText>
               </w:r>
             </w:del>
-            <w:ins w:id="9016" w:author="Claude (AI) - proposed" w:date="2026-10-15T20:13:40Z">
+            <w:ins w:id="9016" w:author="Claude (AI) - proposed" w:date="2026-10-18T00:27:08Z">
               <w:r>
                 <w:rPr>
                   <w:rFonts w:ascii="Arial" w:cs="Arial" w:eastAsia="Arial" w:hAnsi="Arial"/>
@@ -2469,7 +2469,7 @@
               <w:spacing w:after="40" w:before="0"/>
               <w:jc w:val="left"/>
             </w:pPr>
-            <w:del w:id="9017" w:author="Claude (AI) - proposed" w:date="2026-10-15T20:13:40Z">
+            <w:del w:id="9017" w:author="Claude (AI) - proposed" w:date="2026-10-18T00:27:08Z">
               <w:r>
                 <w:rPr>
                   <w:rFonts w:ascii="Arial" w:cs="Arial" w:eastAsia="Arial" w:hAnsi="Arial"/>
@@ -2484,7 +2484,7 @@
                 <w:delText xml:space="preserve">Explains</w:delText>
               </w:r>
             </w:del>
-            <w:ins w:id="9018" w:author="Claude (AI) - proposed" w:date="2026-10-15T20:13:40Z">
+            <w:ins w:id="9018" w:author="Claude (AI) - proposed" w:date="2026-10-18T00:27:08Z">
               <w:r>
                 <w:rPr>
                   <w:rFonts w:ascii="Arial" w:cs="Arial" w:eastAsia="Arial" w:hAnsi="Arial"/>
@@ -2512,7 +2512,7 @@
               </w:rPr>
               <w:t xml:space="preserve"> the effect of rounding or using 22/7, shows 28 × 22/7 = 88, </w:t>
             </w:r>
-            <w:del w:id="9019" w:author="Claude (AI) - proposed" w:date="2026-10-15T20:13:40Z">
+            <w:del w:id="9019" w:author="Claude (AI) - proposed" w:date="2026-10-18T00:27:08Z">
               <w:r>
                 <w:rPr>
                   <w:rFonts w:ascii="Arial" w:cs="Arial" w:eastAsia="Arial" w:hAnsi="Arial"/>
@@ -2540,7 +2540,7 @@
               </w:rPr>
               <w:t xml:space="preserve">gives the strategy of carrying exact values and rounding only at the end</w:t>
             </w:r>
-            <w:del w:id="9020" w:author="Claude (AI) - proposed" w:date="2026-10-15T20:13:40Z">
+            <w:del w:id="9020" w:author="Claude (AI) - proposed" w:date="2026-10-18T00:27:08Z">
               <w:r>
                 <w:rPr>
                   <w:rFonts w:ascii="Arial" w:cs="Arial" w:eastAsia="Arial" w:hAnsi="Arial"/>
@@ -2555,7 +2555,7 @@
                 <w:delText xml:space="preserve">.</w:delText>
               </w:r>
             </w:del>
-            <w:ins w:id="9021" w:author="Claude (AI) - proposed" w:date="2026-10-15T20:13:40Z">
+            <w:ins w:id="9021" w:author="Claude (AI) - proposed" w:date="2026-10-18T00:27:08Z">
               <w:r>
                 <w:rPr>
                   <w:rFonts w:ascii="Arial" w:cs="Arial" w:eastAsia="Arial" w:hAnsi="Arial"/>
@@ -2590,7 +2590,7 @@
               <w:spacing w:after="40" w:before="0"/>
               <w:jc w:val="left"/>
             </w:pPr>
-            <w:del w:id="9022" w:author="Claude (AI) - proposed" w:date="2026-10-15T20:13:40Z">
+            <w:del w:id="9022" w:author="Claude (AI) - proposed" w:date="2026-10-18T00:27:08Z">
               <w:r>
                 <w:rPr>
                   <w:rFonts w:ascii="Arial" w:cs="Arial" w:eastAsia="Arial" w:hAnsi="Arial"/>
@@ -2605,7 +2605,7 @@
                 <w:delText xml:space="preserve">Explains</w:delText>
               </w:r>
             </w:del>
-            <w:ins w:id="9023" w:author="Claude (AI) - proposed" w:date="2026-10-15T20:13:40Z">
+            <w:ins w:id="9023" w:author="Claude (AI) - proposed" w:date="2026-10-18T00:27:08Z">
               <w:r>
                 <w:rPr>
                   <w:rFonts w:ascii="Arial" w:cs="Arial" w:eastAsia="Arial" w:hAnsi="Arial"/>
@@ -2633,7 +2633,7 @@
               </w:rPr>
               <w:t xml:space="preserve"> the approximation idea and gets most calculations correct, </w:t>
             </w:r>
-            <w:ins w:id="9024" w:author="Claude (AI) - proposed" w:date="2026-10-15T20:13:40Z">
+            <w:ins w:id="9024" w:author="Claude (AI) - proposed" w:date="2026-10-18T00:27:08Z">
               <w:r>
                 <w:rPr>
                   <w:rFonts w:ascii="Arial" w:cs="Arial" w:eastAsia="Arial" w:hAnsi="Arial"/>
@@ -2681,7 +2681,7 @@
               <w:spacing w:after="40" w:before="0"/>
               <w:jc w:val="left"/>
             </w:pPr>
-            <w:del w:id="9025" w:author="Claude (AI) - proposed" w:date="2026-10-15T20:13:40Z">
+            <w:del w:id="9025" w:author="Claude (AI) - proposed" w:date="2026-10-18T00:27:08Z">
               <w:r>
                 <w:rPr>
                   <w:rFonts w:ascii="Arial" w:cs="Arial" w:eastAsia="Arial" w:hAnsi="Arial"/>
@@ -2696,7 +2696,7 @@
                 <w:delText xml:space="preserve">Calculations</w:delText>
               </w:r>
             </w:del>
-            <w:ins w:id="9026" w:author="Claude (AI) - proposed" w:date="2026-10-15T20:13:40Z">
+            <w:ins w:id="9026" w:author="Claude (AI) - proposed" w:date="2026-10-18T00:27:08Z">
               <w:r>
                 <w:rPr>
                   <w:rFonts w:ascii="Arial" w:cs="Arial" w:eastAsia="Arial" w:hAnsi="Arial"/>
@@ -2724,7 +2724,7 @@
               </w:rPr>
               <w:t xml:space="preserve"> are incomplete or incorrect</w:t>
             </w:r>
-            <w:ins w:id="9027" w:author="Claude (AI) - proposed" w:date="2026-10-15T20:13:40Z">
+            <w:ins w:id="9027" w:author="Claude (AI) - proposed" w:date="2026-10-18T00:27:08Z">
               <w:r>
                 <w:rPr>
                   <w:rFonts w:ascii="Arial" w:cs="Arial" w:eastAsia="Arial" w:hAnsi="Arial"/>
@@ -2807,7 +2807,7 @@
               <w:spacing w:after="40" w:before="0"/>
               <w:jc w:val="left"/>
             </w:pPr>
-            <w:del w:id="9028" w:author="Claude (AI) - proposed" w:date="2026-10-15T20:13:40Z">
+            <w:del w:id="9028" w:author="Claude (AI) - proposed" w:date="2026-10-18T00:27:08Z">
               <w:r>
                 <w:rPr>
                   <w:rFonts w:ascii="Arial" w:cs="Arial" w:eastAsia="Arial" w:hAnsi="Arial"/>
@@ -2822,7 +2822,7 @@
                 <w:delText xml:space="preserve">Correctly</w:delText>
               </w:r>
             </w:del>
-            <w:ins w:id="9029" w:author="Claude (AI) - proposed" w:date="2026-10-15T20:13:40Z">
+            <w:ins w:id="9029" w:author="Claude (AI) - proposed" w:date="2026-10-18T00:27:08Z">
               <w:r>
                 <w:rPr>
                   <w:rFonts w:ascii="Arial" w:cs="Arial" w:eastAsia="Arial" w:hAnsi="Arial"/>
@@ -2870,7 +2870,7 @@
               <w:spacing w:after="40" w:before="0"/>
               <w:jc w:val="left"/>
             </w:pPr>
-            <w:del w:id="9030" w:author="Claude (AI) - proposed" w:date="2026-10-15T20:13:40Z">
+            <w:del w:id="9030" w:author="Claude (AI) - proposed" w:date="2026-10-18T00:27:08Z">
               <w:r>
                 <w:rPr>
                   <w:rFonts w:ascii="Arial" w:cs="Arial" w:eastAsia="Arial" w:hAnsi="Arial"/>
@@ -2885,7 +2885,7 @@
                 <w:delText xml:space="preserve">Calculates</w:delText>
               </w:r>
             </w:del>
-            <w:ins w:id="9031" w:author="Claude (AI) - proposed" w:date="2026-10-15T20:13:40Z">
+            <w:ins w:id="9031" w:author="Claude (AI) - proposed" w:date="2026-10-18T00:27:08Z">
               <w:r>
                 <w:rPr>
                   <w:rFonts w:ascii="Arial" w:cs="Arial" w:eastAsia="Arial" w:hAnsi="Arial"/>
@@ -2933,7 +2933,7 @@
               <w:spacing w:after="40" w:before="0"/>
               <w:jc w:val="left"/>
             </w:pPr>
-            <w:del w:id="9032" w:author="Claude (AI) - proposed" w:date="2026-10-15T20:13:40Z">
+            <w:del w:id="9032" w:author="Claude (AI) - proposed" w:date="2026-10-18T00:27:08Z">
               <w:r>
                 <w:rPr>
                   <w:rFonts w:ascii="Arial" w:cs="Arial" w:eastAsia="Arial" w:hAnsi="Arial"/>
@@ -2948,7 +2948,7 @@
                 <w:delText xml:space="preserve">Does</w:delText>
               </w:r>
             </w:del>
-            <w:ins w:id="9033" w:author="Claude (AI) - proposed" w:date="2026-10-15T20:13:40Z">
+            <w:ins w:id="9033" w:author="Claude (AI) - proposed" w:date="2026-10-18T00:27:08Z">
               <w:r>
                 <w:rPr>
                   <w:rFonts w:ascii="Arial" w:cs="Arial" w:eastAsia="Arial" w:hAnsi="Arial"/>
@@ -3031,7 +3031,7 @@
               <w:spacing w:after="40" w:before="0"/>
               <w:jc w:val="left"/>
             </w:pPr>
-            <w:del w:id="9034" w:author="Claude (AI) - proposed" w:date="2026-10-15T20:13:40Z">
+            <w:del w:id="9034" w:author="Claude (AI) - proposed" w:date="2026-10-18T00:27:08Z">
               <w:r>
                 <w:rPr>
                   <w:rFonts w:ascii="Arial" w:cs="Arial" w:eastAsia="Arial" w:hAnsi="Arial"/>
@@ -3046,7 +3046,7 @@
                 <w:delText xml:space="preserve">Gives</w:delText>
               </w:r>
             </w:del>
-            <w:ins w:id="9035" w:author="Claude (AI) - proposed" w:date="2026-10-15T20:13:40Z">
+            <w:ins w:id="9035" w:author="Claude (AI) - proposed" w:date="2026-10-18T00:27:08Z">
               <w:r>
                 <w:rPr>
                   <w:rFonts w:ascii="Arial" w:cs="Arial" w:eastAsia="Arial" w:hAnsi="Arial"/>
@@ -3094,7 +3094,7 @@
               <w:spacing w:after="40" w:before="0"/>
               <w:jc w:val="left"/>
             </w:pPr>
-            <w:del w:id="9036" w:author="Claude (AI) - proposed" w:date="2026-10-15T20:13:40Z">
+            <w:del w:id="9036" w:author="Claude (AI) - proposed" w:date="2026-10-18T00:27:08Z">
               <w:r>
                 <w:rPr>
                   <w:rFonts w:ascii="Arial" w:cs="Arial" w:eastAsia="Arial" w:hAnsi="Arial"/>
@@ -3109,7 +3109,7 @@
                 <w:delText xml:space="preserve">Gives</w:delText>
               </w:r>
             </w:del>
-            <w:ins w:id="9037" w:author="Claude (AI) - proposed" w:date="2026-10-15T20:13:40Z">
+            <w:ins w:id="9037" w:author="Claude (AI) - proposed" w:date="2026-10-18T00:27:08Z">
               <w:r>
                 <w:rPr>
                   <w:rFonts w:ascii="Arial" w:cs="Arial" w:eastAsia="Arial" w:hAnsi="Arial"/>
@@ -3157,7 +3157,7 @@
               <w:spacing w:after="40" w:before="0"/>
               <w:jc w:val="left"/>
             </w:pPr>
-            <w:del w:id="9038" w:author="Claude (AI) - proposed" w:date="2026-10-15T20:13:40Z">
+            <w:del w:id="9038" w:author="Claude (AI) - proposed" w:date="2026-10-18T00:27:08Z">
               <w:r>
                 <w:rPr>
                   <w:rFonts w:ascii="Arial" w:cs="Arial" w:eastAsia="Arial" w:hAnsi="Arial"/>
@@ -3172,7 +3172,7 @@
                 <w:delText xml:space="preserve">Gives</w:delText>
               </w:r>
             </w:del>
-            <w:ins w:id="9039" w:author="Claude (AI) - proposed" w:date="2026-10-15T20:13:40Z">
+            <w:ins w:id="9039" w:author="Claude (AI) - proposed" w:date="2026-10-18T00:27:08Z">
               <w:r>
                 <w:rPr>
                   <w:rFonts w:ascii="Arial" w:cs="Arial" w:eastAsia="Arial" w:hAnsi="Arial"/>
@@ -3322,7 +3322,7 @@
         </w:rPr>
         <w:t xml:space="preserve">© 2026 SeaVuria and ARES. This work is licensed under a </w:t>
       </w:r>
-      <w:hyperlink w:history="1" r:id="rIdqh2vsxp7ye53iczfcebeo">
+      <w:hyperlink w:history="1" r:id="rIdyx6cbcefhww5wjszyjcb4">
         <w:r>
           <w:rPr>
             <w:rFonts w:ascii="Arial" w:cs="Arial" w:eastAsia="Arial" w:hAnsi="Arial"/>
@@ -3342,7 +3342,7 @@
         </w:rPr>
         <w:t xml:space="preserve"> (</w:t>
       </w:r>
-      <w:hyperlink w:history="1" r:id="rIdxoexz3x0oljaqa5lkjvuv">
+      <w:hyperlink w:history="1" r:id="rIdqc7idioel3ngdcz-tdlat">
         <w:r>
           <w:rPr>
             <w:rFonts w:ascii="Arial" w:cs="Arial" w:eastAsia="Arial" w:hAnsi="Arial"/>
@@ -3362,7 +3362,7 @@
         </w:rPr>
         <w:t xml:space="preserve">). To view a copy of this license, visit </w:t>
       </w:r>
-      <w:hyperlink w:history="1" r:id="rIdps-wd9ezhp_jtwpmpuqxl">
+      <w:hyperlink w:history="1" r:id="rIdkfk6_hs_sp7e52nljm0b2">
         <w:r>
           <w:rPr>
             <w:rFonts w:ascii="Arial" w:cs="Arial" w:eastAsia="Arial" w:hAnsi="Arial"/>
